--- a/社区居家康复体验点合作方案_对外版.docx
+++ b/社区居家康复体验点合作方案_对外版.docx
@@ -69,7 +69,7 @@
         <w:spacing w:after="120" w:line="312" w:lineRule="auto"/>
       </w:pPr>
       <w:r>
-        <w:t>2026年，国家八部委联合发文加快推进康复医疗体系建设，明确基层医疗机构在康复服务中的关键角色。国家卫健委启动三年行动方案，基层康复设备采购全面开闸。</w:t>
+        <w:t>2026年，国家大力推进康复医疗和长期护理保险制度建设。居家康复从"灰色地带"走向规范化，社区作为居民健康管理的第一道关口，需要更多看得见、摸得着的健康服务落地。</w:t>
       </w:r>
     </w:p>
     <w:p>
@@ -77,7 +77,37 @@
         <w:spacing w:after="120" w:line="312" w:lineRule="auto"/>
       </w:pPr>
       <w:r>
-        <w:t>同时，长期护理保险制度在全国推开，36项国家统一服务目录中明确将居家康复训练纳入支付范围。居家康复正从"灰色地带"走向制度化、标准化。</w:t>
+        <w:t>很多社区长者、产后妈妈、慢病群体有康复需求，但：</w:t>
+      </w:r>
+    </w:p>
+    <w:p>
+      <w:pPr>
+        <w:pStyle w:val="ListBullet"/>
+        <w:spacing w:after="60"/>
+        <w:ind w:left="567"/>
+      </w:pPr>
+      <w:r>
+        <w:t>不知道去哪里做</w:t>
+      </w:r>
+    </w:p>
+    <w:p>
+      <w:pPr>
+        <w:pStyle w:val="ListBullet"/>
+        <w:spacing w:after="60"/>
+        <w:ind w:left="567"/>
+      </w:pPr>
+      <w:r>
+        <w:t>不知道做什么</w:t>
+      </w:r>
+    </w:p>
+    <w:p>
+      <w:pPr>
+        <w:pStyle w:val="ListBullet"/>
+        <w:spacing w:after="60"/>
+        <w:ind w:left="567"/>
+      </w:pPr>
+      <w:r>
+        <w:t>觉得去医院太麻烦</w:t>
       </w:r>
     </w:p>
     <w:p>
@@ -85,7 +115,7 @@
         <w:spacing w:after="120" w:line="312" w:lineRule="auto"/>
       </w:pPr>
       <w:r>
-        <w:t>然而当前基层面临一个突出问题：筛查做了、结果出了，但后续管理跟不上——患者拿到评估报告后没人管、不知道去哪做、找谁做、怎么做。社区作为居民健康管理的第一道关口，亟需专业的居家康复服务落地。</w:t>
+        <w:t>社区食堂/活动中心是居民每天都会经过的地方。在这里免费设一个体验点，让居民饭后就能体验居家康复设备、检测健康状况、获得专业建议——方便、简单、不花钱。</w:t>
       </w:r>
     </w:p>
     <w:p>
@@ -124,7 +154,15 @@
         <w:t>广州圆爱康生物科技有限公司</w:t>
       </w:r>
       <w:r>
-        <w:t>是一家专注于居家康复服务的技术运营平台公司。我们为各级医疗机构搭建"互联网+居家康复"综合运营服务平台，将医疗服务从院内延伸到患者家中。</w:t>
+        <w:t>是一家专注于居家康复服务的技术运营平台公司。</w:t>
+      </w:r>
+    </w:p>
+    <w:p>
+      <w:pPr>
+        <w:spacing w:after="120" w:line="312" w:lineRule="auto"/>
+      </w:pPr>
+      <w:r>
+        <w:t>我们为各级医疗机构搭建居家康复服务平台，将专业的康复服务延伸到患者家中。</w:t>
       </w:r>
     </w:p>
     <w:p>
@@ -157,7 +195,7 @@
         <w:ind w:left="567"/>
       </w:pPr>
       <w:r>
-        <w:t>独创"六师共管"服务体系：专科医生、康复治疗师、护士、线上客服、设备工程师、线下督导六位一体，为患者提供N对一的居家康复管理</w:t>
+        <w:t>独创"六师共管"服务体系：专科医生、康复治疗师、护士、线上客服、设备工程师、线下督导六位一体</w:t>
       </w:r>
     </w:p>
     <w:p>
@@ -167,7 +205,7 @@
         <w:ind w:left="567"/>
       </w:pPr>
       <w:r>
-        <w:t>已与珠海市妇幼保健院、顺德人民医院（南医八院）、香洲人民医院、玉树妇幼等多家三甲及二甲医院建立合作</w:t>
+        <w:t>已与珠海市妇幼保健院、顺德人民医院、香洲人民医院等多家医院建立合作</w:t>
       </w:r>
     </w:p>
     <w:p>
@@ -177,7 +215,7 @@
         <w:ind w:left="567"/>
       </w:pPr>
       <w:r>
-        <w:t>患者居家康复治疗完成率达98.7%，复购率30%</w:t>
+        <w:t>患者居家康复治疗完成率达98.7%</w:t>
       </w:r>
     </w:p>
     <w:p>
@@ -201,7 +239,7 @@
           <w:color w:val="1A478A"/>
           <w:sz w:val="32"/>
         </w:rPr>
-        <w:t>三、服务内容（可以提供的体验项目）</w:t>
+        <w:t>三、体验项目内容</w:t>
       </w:r>
     </w:p>
     <w:p>
@@ -209,7 +247,7 @@
         <w:spacing w:after="120" w:line="312" w:lineRule="auto"/>
       </w:pPr>
       <w:r>
-        <w:t>基于我们在医院端的成熟服务经验，社区体验点可提供以下免费体验项目：</w:t>
+        <w:t>体验点免费提供以下项目，随到随体验，不收费、不预约。</w:t>
       </w:r>
     </w:p>
     <w:p>
@@ -221,7 +259,7 @@
           <w:color w:val="2D5F9E"/>
           <w:sz w:val="26"/>
         </w:rPr>
-        <w:t>3.1 盆底健康体验</w:t>
+        <w:t>3.1 康复设备免费体验</w:t>
       </w:r>
     </w:p>
     <w:tbl>
@@ -250,7 +288,194 @@
                 <w:color w:val="FFFFFF"/>
                 <w:sz w:val="20"/>
               </w:rPr>
-              <w:t>项目</w:t>
+              <w:t>设备</w:t>
+            </w:r>
+          </w:p>
+        </w:tc>
+        <w:tc>
+          <w:tcPr>
+            <w:tcW w:type="dxa" w:w="2880"/>
+            <w:shd w:fill="1A478A" w:val="clear"/>
+          </w:tcPr>
+          <w:p>
+            <w:r/>
+            <w:r>
+              <w:rPr>
+                <w:b/>
+                <w:color w:val="FFFFFF"/>
+                <w:sz w:val="20"/>
+              </w:rPr>
+              <w:t>体验内容</w:t>
+            </w:r>
+          </w:p>
+        </w:tc>
+        <w:tc>
+          <w:tcPr>
+            <w:tcW w:type="dxa" w:w="2880"/>
+            <w:shd w:fill="1A478A" w:val="clear"/>
+          </w:tcPr>
+          <w:p>
+            <w:r/>
+            <w:r>
+              <w:rPr>
+                <w:b/>
+                <w:color w:val="FFFFFF"/>
+                <w:sz w:val="20"/>
+              </w:rPr>
+              <w:t>适合人群</w:t>
+            </w:r>
+          </w:p>
+        </w:tc>
+      </w:tr>
+      <w:tr>
+        <w:tc>
+          <w:tcPr>
+            <w:tcW w:type="dxa" w:w="2880"/>
+          </w:tcPr>
+          <w:p>
+            <w:r/>
+            <w:r>
+              <w:t>圆小汫（生物反馈电刺激治疗仪）</w:t>
+            </w:r>
+          </w:p>
+        </w:tc>
+        <w:tc>
+          <w:tcPr>
+            <w:tcW w:type="dxa" w:w="2880"/>
+          </w:tcPr>
+          <w:p>
+            <w:r/>
+            <w:r>
+              <w:t>免费体验15分钟，感受设备对肌肉的放松和激活效果</w:t>
+            </w:r>
+          </w:p>
+        </w:tc>
+        <w:tc>
+          <w:tcPr>
+            <w:tcW w:type="dxa" w:w="2880"/>
+          </w:tcPr>
+          <w:p>
+            <w:r/>
+            <w:r>
+              <w:t>产后妈妈、中老年女性、有腰腿不适者</w:t>
+            </w:r>
+          </w:p>
+        </w:tc>
+      </w:tr>
+      <w:tr>
+        <w:tc>
+          <w:tcPr>
+            <w:tcW w:type="dxa" w:w="2880"/>
+            <w:shd w:fill="F5F7FA" w:val="clear"/>
+          </w:tcPr>
+          <w:p>
+            <w:r/>
+            <w:r>
+              <w:t>体态评估仪</w:t>
+            </w:r>
+          </w:p>
+        </w:tc>
+        <w:tc>
+          <w:tcPr>
+            <w:tcW w:type="dxa" w:w="2880"/>
+            <w:shd w:fill="F5F7FA" w:val="clear"/>
+          </w:tcPr>
+          <w:p>
+            <w:r/>
+            <w:r>
+              <w:t>站立1分钟出体态报告，了解脊柱/骨盆/腿型状况</w:t>
+            </w:r>
+          </w:p>
+        </w:tc>
+        <w:tc>
+          <w:tcPr>
+            <w:tcW w:type="dxa" w:w="2880"/>
+            <w:shd w:fill="F5F7FA" w:val="clear"/>
+          </w:tcPr>
+          <w:p>
+            <w:r/>
+            <w:r>
+              <w:t>所有人群</w:t>
+            </w:r>
+          </w:p>
+        </w:tc>
+      </w:tr>
+      <w:tr>
+        <w:tc>
+          <w:tcPr>
+            <w:tcW w:type="dxa" w:w="2880"/>
+          </w:tcPr>
+          <w:p>
+            <w:r/>
+            <w:r>
+              <w:t>血压计/血糖仪</w:t>
+            </w:r>
+          </w:p>
+        </w:tc>
+        <w:tc>
+          <w:tcPr>
+            <w:tcW w:type="dxa" w:w="2880"/>
+          </w:tcPr>
+          <w:p>
+            <w:r/>
+            <w:r>
+              <w:t>免费检测血压、血糖</w:t>
+            </w:r>
+          </w:p>
+        </w:tc>
+        <w:tc>
+          <w:tcPr>
+            <w:tcW w:type="dxa" w:w="2880"/>
+          </w:tcPr>
+          <w:p>
+            <w:r/>
+            <w:r>
+              <w:t>社区长者</w:t>
+            </w:r>
+          </w:p>
+        </w:tc>
+      </w:tr>
+    </w:tbl>
+    <w:p/>
+    <w:p>
+      <w:pPr>
+        <w:pStyle w:val="Heading3"/>
+      </w:pPr>
+      <w:r>
+        <w:rPr>
+          <w:color w:val="2D5F9E"/>
+          <w:sz w:val="26"/>
+        </w:rPr>
+        <w:t>3.2 健康小测试</w:t>
+      </w:r>
+    </w:p>
+    <w:tbl>
+      <w:tblPr>
+        <w:tblStyle w:val="TableGrid"/>
+        <w:tblW w:type="auto" w:w="0"/>
+        <w:jc w:val="center"/>
+        <w:tblLook w:firstColumn="1" w:firstRow="1" w:lastColumn="0" w:lastRow="0" w:noHBand="0" w:noVBand="1" w:val="04A0"/>
+      </w:tblPr>
+      <w:tblGrid>
+        <w:gridCol w:w="2880"/>
+        <w:gridCol w:w="2880"/>
+        <w:gridCol w:w="2880"/>
+      </w:tblGrid>
+      <w:tr>
+        <w:tc>
+          <w:tcPr>
+            <w:tcW w:type="dxa" w:w="2880"/>
+            <w:shd w:fill="1A478A" w:val="clear"/>
+          </w:tcPr>
+          <w:p>
+            <w:r/>
+            <w:r>
+              <w:rPr>
+                <w:b/>
+                <w:color w:val="FFFFFF"/>
+                <w:sz w:val="20"/>
+              </w:rPr>
+              <w:t>测试项目</w:t>
             </w:r>
           </w:p>
         </w:tc>
@@ -284,7 +509,7 @@
                 <w:color w:val="FFFFFF"/>
                 <w:sz w:val="20"/>
               </w:rPr>
-              <w:t>适合人群</w:t>
+              <w:t>用时</w:t>
             </w:r>
           </w:p>
         </w:tc>
@@ -297,7 +522,7 @@
           <w:p>
             <w:r/>
             <w:r>
-              <w:t>盆底肌力初步评估</w:t>
+              <w:t>盆底健康小测试</w:t>
             </w:r>
           </w:p>
         </w:tc>
@@ -308,7 +533,7 @@
           <w:p>
             <w:r/>
             <w:r>
-              <w:t>通过表面肌电设备快速评估盆底肌力状况，10分钟出报告</w:t>
+              <w:t>通过轻松问答了解盆底功能状态，获取居家保养建议</w:t>
             </w:r>
           </w:p>
         </w:tc>
@@ -319,7 +544,7 @@
           <w:p>
             <w:r/>
             <w:r>
-              <w:t>产后女性、中老年女性</w:t>
+              <w:t>5分钟</w:t>
             </w:r>
           </w:p>
         </w:tc>
@@ -333,7 +558,7 @@
           <w:p>
             <w:r/>
             <w:r>
-              <w:t>生物反馈电刺激体验</w:t>
+              <w:t>认知趣味小游戏</w:t>
             </w:r>
           </w:p>
         </w:tc>
@@ -345,7 +570,7 @@
           <w:p>
             <w:r/>
             <w:r>
-              <w:t>体验圆小汫（生物反馈电刺激治疗仪）的盆底康复功能</w:t>
+              <w:t>在平板上玩几个小游戏，了解记忆力、注意力状况</w:t>
             </w:r>
           </w:p>
         </w:tc>
@@ -357,7 +582,7 @@
           <w:p>
             <w:r/>
             <w:r>
-              <w:t>有漏尿、盆底松弛困扰者</w:t>
+              <w:t>5-10分钟</w:t>
             </w:r>
           </w:p>
         </w:tc>
@@ -370,7 +595,7 @@
           <w:p>
             <w:r/>
             <w:r>
-              <w:t>便秘/尿失禁健康咨询</w:t>
+              <w:t>体态评估</w:t>
             </w:r>
           </w:p>
         </w:tc>
@@ -381,7 +606,7 @@
           <w:p>
             <w:r/>
             <w:r>
-              <w:t>了解盆底康复能否解决漏尿、便秘等问题，获取专业指导</w:t>
+              <w:t>站立1分钟，快速了解体态问题</w:t>
             </w:r>
           </w:p>
         </w:tc>
@@ -392,7 +617,7 @@
           <w:p>
             <w:r/>
             <w:r>
-              <w:t>有便秘、尿失禁症状者</w:t>
+              <w:t>3分钟</w:t>
             </w:r>
           </w:p>
         </w:tc>
@@ -408,184 +633,39 @@
           <w:color w:val="2D5F9E"/>
           <w:sz w:val="26"/>
         </w:rPr>
-        <w:t>3.2 心脏康复体验</w:t>
+        <w:t>3.3 健康咨询</w:t>
       </w:r>
     </w:p>
-    <w:tbl>
-      <w:tblPr>
-        <w:tblStyle w:val="TableGrid"/>
-        <w:tblW w:type="auto" w:w="0"/>
-        <w:jc w:val="center"/>
-        <w:tblLook w:firstColumn="1" w:firstRow="1" w:lastColumn="0" w:lastRow="0" w:noHBand="0" w:noVBand="1" w:val="04A0"/>
-      </w:tblPr>
-      <w:tblGrid>
-        <w:gridCol w:w="2880"/>
-        <w:gridCol w:w="2880"/>
-        <w:gridCol w:w="2880"/>
-      </w:tblGrid>
-      <w:tr>
-        <w:tc>
-          <w:tcPr>
-            <w:tcW w:type="dxa" w:w="2880"/>
-            <w:shd w:fill="1A478A" w:val="clear"/>
-          </w:tcPr>
-          <w:p>
-            <w:r/>
-            <w:r>
-              <w:rPr>
-                <w:b/>
-                <w:color w:val="FFFFFF"/>
-                <w:sz w:val="20"/>
-              </w:rPr>
-              <w:t>项目</w:t>
-            </w:r>
-          </w:p>
-        </w:tc>
-        <w:tc>
-          <w:tcPr>
-            <w:tcW w:type="dxa" w:w="2880"/>
-            <w:shd w:fill="1A478A" w:val="clear"/>
-          </w:tcPr>
-          <w:p>
-            <w:r/>
-            <w:r>
-              <w:rPr>
-                <w:b/>
-                <w:color w:val="FFFFFF"/>
-                <w:sz w:val="20"/>
-              </w:rPr>
-              <w:t>内容</w:t>
-            </w:r>
-          </w:p>
-        </w:tc>
-        <w:tc>
-          <w:tcPr>
-            <w:tcW w:type="dxa" w:w="2880"/>
-            <w:shd w:fill="1A478A" w:val="clear"/>
-          </w:tcPr>
-          <w:p>
-            <w:r/>
-            <w:r>
-              <w:rPr>
-                <w:b/>
-                <w:color w:val="FFFFFF"/>
-                <w:sz w:val="20"/>
-              </w:rPr>
-              <w:t>适合人群</w:t>
-            </w:r>
-          </w:p>
-        </w:tc>
-      </w:tr>
-      <w:tr>
-        <w:tc>
-          <w:tcPr>
-            <w:tcW w:type="dxa" w:w="2880"/>
-          </w:tcPr>
-          <w:p>
-            <w:r/>
-            <w:r>
-              <w:t>心脏术后康复咨询</w:t>
-            </w:r>
-          </w:p>
-        </w:tc>
-        <w:tc>
-          <w:tcPr>
-            <w:tcW w:type="dxa" w:w="2880"/>
-          </w:tcPr>
-          <w:p>
-            <w:r/>
-            <w:r>
-              <w:t>了解心脏术后居家康复的重要性（出院后3个月是黄金康复期）</w:t>
-            </w:r>
-          </w:p>
-        </w:tc>
-        <w:tc>
-          <w:tcPr>
-            <w:tcW w:type="dxa" w:w="2880"/>
-          </w:tcPr>
-          <w:p>
-            <w:r/>
-            <w:r>
-              <w:t>心梗/支架术后患者</w:t>
-            </w:r>
-          </w:p>
-        </w:tc>
-      </w:tr>
-      <w:tr>
-        <w:tc>
-          <w:tcPr>
-            <w:tcW w:type="dxa" w:w="2880"/>
-            <w:shd w:fill="F5F7FA" w:val="clear"/>
-          </w:tcPr>
-          <w:p>
-            <w:r/>
-            <w:r>
-              <w:t>康复设备体验</w:t>
-            </w:r>
-          </w:p>
-        </w:tc>
-        <w:tc>
-          <w:tcPr>
-            <w:tcW w:type="dxa" w:w="2880"/>
-            <w:shd w:fill="F5F7FA" w:val="clear"/>
-          </w:tcPr>
-          <w:p>
-            <w:r/>
-            <w:r>
-              <w:t>体验居家心脏康复设备（超声电治疗设备）</w:t>
-            </w:r>
-          </w:p>
-        </w:tc>
-        <w:tc>
-          <w:tcPr>
-            <w:tcW w:type="dxa" w:w="2880"/>
-            <w:shd w:fill="F5F7FA" w:val="clear"/>
-          </w:tcPr>
-          <w:p>
-            <w:r/>
-            <w:r>
-              <w:t>心脏病患者及家属</w:t>
-            </w:r>
-          </w:p>
-        </w:tc>
-      </w:tr>
-      <w:tr>
-        <w:tc>
-          <w:tcPr>
-            <w:tcW w:type="dxa" w:w="2880"/>
-          </w:tcPr>
-          <w:p>
-            <w:r/>
-            <w:r>
-              <w:t>日常健康监测指导</w:t>
-            </w:r>
-          </w:p>
-        </w:tc>
-        <w:tc>
-          <w:tcPr>
-            <w:tcW w:type="dxa" w:w="2880"/>
-          </w:tcPr>
-          <w:p>
-            <w:r/>
-            <w:r>
-              <w:t>血压、心率、血氧等基础健康指标检测及注意事项</w:t>
-            </w:r>
-          </w:p>
-        </w:tc>
-        <w:tc>
-          <w:tcPr>
-            <w:tcW w:type="dxa" w:w="2880"/>
-          </w:tcPr>
-          <w:p>
-            <w:r/>
-            <w:r>
-              <w:t>社区长者</w:t>
-            </w:r>
-          </w:p>
-        </w:tc>
-      </w:tr>
-    </w:tbl>
-    <w:p/>
+    <w:p>
+      <w:pPr>
+        <w:pStyle w:val="ListBullet"/>
+        <w:spacing w:after="60"/>
+        <w:ind w:left="567"/>
+      </w:pPr>
+      <w:r>
+        <w:t>一对一答疑：居家康复怎么做？需要什么设备？费用多少？</w:t>
+      </w:r>
+    </w:p>
+    <w:p>
+      <w:pPr>
+        <w:pStyle w:val="ListBullet"/>
+        <w:spacing w:after="60"/>
+        <w:ind w:left="567"/>
+      </w:pPr>
+      <w:r>
+        <w:t>健康知识小课堂：每周1-2次，15分钟，讲居家康复小知识</w:t>
+      </w:r>
+    </w:p>
+    <w:p>
+      <w:pPr>
+        <w:pStyle w:val="ListBullet"/>
+        <w:spacing w:after="60"/>
+        <w:ind w:left="567"/>
+      </w:pPr>
+      <w:r>
+        <w:t>宣传资料免费取阅：居家康复科普折页</w:t>
+      </w:r>
+    </w:p>
     <w:p>
       <w:pPr>
         <w:pStyle w:val="Heading3"/>
@@ -595,184 +675,92 @@
           <w:color w:val="2D5F9E"/>
           <w:sz w:val="26"/>
         </w:rPr>
-        <w:t>3.3 认知康复体验</w:t>
+        <w:t>3.4 后续服务（用户主动咨询时提供）</w:t>
       </w:r>
     </w:p>
-    <w:tbl>
-      <w:tblPr>
-        <w:tblStyle w:val="TableGrid"/>
-        <w:tblW w:type="auto" w:w="0"/>
-        <w:jc w:val="center"/>
-        <w:tblLook w:firstColumn="1" w:firstRow="1" w:lastColumn="0" w:lastRow="0" w:noHBand="0" w:noVBand="1" w:val="04A0"/>
-      </w:tblPr>
-      <w:tblGrid>
-        <w:gridCol w:w="2880"/>
-        <w:gridCol w:w="2880"/>
-        <w:gridCol w:w="2880"/>
-      </w:tblGrid>
-      <w:tr>
-        <w:tc>
-          <w:tcPr>
-            <w:tcW w:type="dxa" w:w="2880"/>
-            <w:shd w:fill="1A478A" w:val="clear"/>
-          </w:tcPr>
-          <w:p>
-            <w:r/>
-            <w:r>
-              <w:rPr>
-                <w:b/>
-                <w:color w:val="FFFFFF"/>
-                <w:sz w:val="20"/>
-              </w:rPr>
-              <w:t>项目</w:t>
-            </w:r>
-          </w:p>
-        </w:tc>
-        <w:tc>
-          <w:tcPr>
-            <w:tcW w:type="dxa" w:w="2880"/>
-            <w:shd w:fill="1A478A" w:val="clear"/>
-          </w:tcPr>
-          <w:p>
-            <w:r/>
-            <w:r>
-              <w:rPr>
-                <w:b/>
-                <w:color w:val="FFFFFF"/>
-                <w:sz w:val="20"/>
-              </w:rPr>
-              <w:t>内容</w:t>
-            </w:r>
-          </w:p>
-        </w:tc>
-        <w:tc>
-          <w:tcPr>
-            <w:tcW w:type="dxa" w:w="2880"/>
-            <w:shd w:fill="1A478A" w:val="clear"/>
-          </w:tcPr>
-          <w:p>
-            <w:r/>
-            <w:r>
-              <w:rPr>
-                <w:b/>
-                <w:color w:val="FFFFFF"/>
-                <w:sz w:val="20"/>
-              </w:rPr>
-              <w:t>适合人群</w:t>
-            </w:r>
-          </w:p>
-        </w:tc>
-      </w:tr>
-      <w:tr>
-        <w:tc>
-          <w:tcPr>
-            <w:tcW w:type="dxa" w:w="2880"/>
-          </w:tcPr>
-          <w:p>
-            <w:r/>
-            <w:r>
-              <w:t>认知功能趣味测评</w:t>
-            </w:r>
-          </w:p>
-        </w:tc>
-        <w:tc>
-          <w:tcPr>
-            <w:tcW w:type="dxa" w:w="2880"/>
-          </w:tcPr>
-          <w:p>
-            <w:r/>
-            <w:r>
-              <w:t>通过数字化量表快速初筛认知功能（5-10分钟）</w:t>
-            </w:r>
-          </w:p>
-        </w:tc>
-        <w:tc>
-          <w:tcPr>
-            <w:tcW w:type="dxa" w:w="2880"/>
-          </w:tcPr>
-          <w:p>
-            <w:r/>
-            <w:r>
-              <w:t>社区长者</w:t>
-            </w:r>
-          </w:p>
-        </w:tc>
-      </w:tr>
-      <w:tr>
-        <w:tc>
-          <w:tcPr>
-            <w:tcW w:type="dxa" w:w="2880"/>
-            <w:shd w:fill="F5F7FA" w:val="clear"/>
-          </w:tcPr>
-          <w:p>
-            <w:r/>
-            <w:r>
-              <w:t>记忆力训练体验</w:t>
-            </w:r>
-          </w:p>
-        </w:tc>
-        <w:tc>
-          <w:tcPr>
-            <w:tcW w:type="dxa" w:w="2880"/>
-            <w:shd w:fill="F5F7FA" w:val="clear"/>
-          </w:tcPr>
-          <w:p>
-            <w:r/>
-            <w:r>
-              <w:t>体验游戏化认知训练任务</w:t>
-            </w:r>
-          </w:p>
-        </w:tc>
-        <w:tc>
-          <w:tcPr>
-            <w:tcW w:type="dxa" w:w="2880"/>
-            <w:shd w:fill="F5F7FA" w:val="clear"/>
-          </w:tcPr>
-          <w:p>
-            <w:r/>
-            <w:r>
-              <w:t>关注记忆力下降者</w:t>
-            </w:r>
-          </w:p>
-        </w:tc>
-      </w:tr>
-      <w:tr>
-        <w:tc>
-          <w:tcPr>
-            <w:tcW w:type="dxa" w:w="2880"/>
-          </w:tcPr>
-          <w:p>
-            <w:r/>
-            <w:r>
-              <w:t>儿童专注力趣味测评</w:t>
-            </w:r>
-          </w:p>
-        </w:tc>
-        <w:tc>
-          <w:tcPr>
-            <w:tcW w:type="dxa" w:w="2880"/>
-          </w:tcPr>
-          <w:p>
-            <w:r/>
-            <w:r>
-              <w:t>简易注意力评估</w:t>
-            </w:r>
-          </w:p>
-        </w:tc>
-        <w:tc>
-          <w:tcPr>
-            <w:tcW w:type="dxa" w:w="2880"/>
-          </w:tcPr>
-          <w:p>
-            <w:r/>
-            <w:r>
-              <w:t>有ADHD担忧的家长</w:t>
-            </w:r>
-          </w:p>
-        </w:tc>
-      </w:tr>
-    </w:tbl>
-    <w:p/>
+    <w:p>
+      <w:pPr>
+        <w:spacing w:after="120" w:line="312" w:lineRule="auto"/>
+      </w:pPr>
+      <w:r>
+        <w:t>体验后如有进一步需求，用户可扫码了解更多。圆爱康可提供：</w:t>
+      </w:r>
+    </w:p>
+    <w:p>
+      <w:pPr>
+        <w:pStyle w:val="ListBullet"/>
+        <w:spacing w:after="60"/>
+        <w:ind w:left="567"/>
+      </w:pPr>
+      <w:r/>
+      <w:r>
+        <w:rPr>
+          <w:b/>
+        </w:rPr>
+        <w:t>居家设备租赁</w:t>
+      </w:r>
+      <w:r>
+        <w:t>：圆小汫等设备送到家，在线指导使用</w:t>
+      </w:r>
+    </w:p>
+    <w:p>
+      <w:pPr>
+        <w:pStyle w:val="ListBullet"/>
+        <w:spacing w:after="60"/>
+        <w:ind w:left="567"/>
+      </w:pPr>
+      <w:r/>
+      <w:r>
+        <w:rPr>
+          <w:b/>
+        </w:rPr>
+        <w:t>远程康复指导</w:t>
+      </w:r>
+      <w:r>
+        <w:t>：六师共管团队在线跟进，定期回访</w:t>
+      </w:r>
+    </w:p>
+    <w:p>
+      <w:pPr>
+        <w:pStyle w:val="ListBullet"/>
+        <w:spacing w:after="60"/>
+        <w:ind w:left="567"/>
+      </w:pPr>
+      <w:r/>
+      <w:r>
+        <w:rPr>
+          <w:b/>
+        </w:rPr>
+        <w:t>与合作医院对接</w:t>
+      </w:r>
+      <w:r>
+        <w:t>：如需就医，可推荐合作医院科室</w:t>
+      </w:r>
+    </w:p>
+    <w:p>
+      <w:pPr>
+        <w:spacing w:before="120" w:after="120"/>
+      </w:pPr>
+      <w:r>
+        <w:rPr>
+          <w:color w:val="CCCCCC"/>
+          <w:sz w:val="16"/>
+        </w:rPr>
+        <w:t>────────────────────────────────────────────────────────────</w:t>
+      </w:r>
+    </w:p>
+    <w:p>
+      <w:pPr>
+        <w:pStyle w:val="Heading2"/>
+      </w:pPr>
+      <w:r>
+        <w:rPr>
+          <w:color w:val="1A478A"/>
+          <w:sz w:val="32"/>
+        </w:rPr>
+        <w:t>四、体验点怎么运营</w:t>
+      </w:r>
+    </w:p>
     <w:p>
       <w:pPr>
         <w:pStyle w:val="Heading3"/>
@@ -782,7 +770,7 @@
           <w:color w:val="2D5F9E"/>
           <w:sz w:val="26"/>
         </w:rPr>
-        <w:t>3.4 基础健康检测</w:t>
+        <w:t>4.1 场地安排</w:t>
       </w:r>
     </w:p>
     <w:tbl>
@@ -827,174 +815,7 @@
                 <w:color w:val="FFFFFF"/>
                 <w:sz w:val="20"/>
               </w:rPr>
-              <w:t>内容</w:t>
-            </w:r>
-          </w:p>
-        </w:tc>
-      </w:tr>
-      <w:tr>
-        <w:tc>
-          <w:tcPr>
-            <w:tcW w:type="dxa" w:w="4320"/>
-          </w:tcPr>
-          <w:p>
-            <w:r/>
-            <w:r>
-              <w:t>血压血糖检测</w:t>
-            </w:r>
-          </w:p>
-        </w:tc>
-        <w:tc>
-          <w:tcPr>
-            <w:tcW w:type="dxa" w:w="4320"/>
-          </w:tcPr>
-          <w:p>
-            <w:r/>
-            <w:r>
-              <w:t>免费测量血压、血糖</w:t>
-            </w:r>
-          </w:p>
-        </w:tc>
-      </w:tr>
-      <w:tr>
-        <w:tc>
-          <w:tcPr>
-            <w:tcW w:type="dxa" w:w="4320"/>
-            <w:shd w:fill="F5F7FA" w:val="clear"/>
-          </w:tcPr>
-          <w:p>
-            <w:r/>
-            <w:r>
-              <w:t>体态评估</w:t>
-            </w:r>
-          </w:p>
-        </w:tc>
-        <w:tc>
-          <w:tcPr>
-            <w:tcW w:type="dxa" w:w="4320"/>
-            <w:shd w:fill="F5F7FA" w:val="clear"/>
-          </w:tcPr>
-          <w:p>
-            <w:r/>
-            <w:r>
-              <w:t>10分钟体态分析报告</w:t>
-            </w:r>
-          </w:p>
-        </w:tc>
-      </w:tr>
-      <w:tr>
-        <w:tc>
-          <w:tcPr>
-            <w:tcW w:type="dxa" w:w="4320"/>
-          </w:tcPr>
-          <w:p>
-            <w:r/>
-            <w:r>
-              <w:t>健康咨询</w:t>
-            </w:r>
-          </w:p>
-        </w:tc>
-        <w:tc>
-          <w:tcPr>
-            <w:tcW w:type="dxa" w:w="4320"/>
-          </w:tcPr>
-          <w:p>
-            <w:r/>
-            <w:r>
-              <w:t>一对一健康答疑</w:t>
-            </w:r>
-          </w:p>
-        </w:tc>
-      </w:tr>
-    </w:tbl>
-    <w:p/>
-    <w:p>
-      <w:pPr>
-        <w:spacing w:before="120" w:after="120"/>
-      </w:pPr>
-      <w:r>
-        <w:rPr>
-          <w:color w:val="CCCCCC"/>
-          <w:sz w:val="16"/>
-        </w:rPr>
-        <w:t>────────────────────────────────────────────────────────────</w:t>
-      </w:r>
-    </w:p>
-    <w:p>
-      <w:pPr>
-        <w:pStyle w:val="Heading2"/>
-      </w:pPr>
-      <w:r>
-        <w:rPr>
-          <w:color w:val="1A478A"/>
-          <w:sz w:val="32"/>
-        </w:rPr>
-        <w:t>四、合作模式</w:t>
-      </w:r>
-    </w:p>
-    <w:p>
-      <w:pPr>
-        <w:pStyle w:val="Heading3"/>
-      </w:pPr>
-      <w:r>
-        <w:rPr>
-          <w:color w:val="2D5F9E"/>
-          <w:sz w:val="26"/>
-        </w:rPr>
-        <w:t>4.1 合作方式</w:t>
-      </w:r>
-    </w:p>
-    <w:p>
-      <w:pPr>
-        <w:spacing w:after="120" w:line="312" w:lineRule="auto"/>
-      </w:pPr>
-      <w:r>
-        <w:t>圆爱康在社区食堂/长者饭堂/老年活动中心免费设置"居家康复体验角"，为社区居民提供免费的居家康复体验和健康评估服务。</w:t>
-      </w:r>
-    </w:p>
-    <w:tbl>
-      <w:tblPr>
-        <w:tblStyle w:val="TableGrid"/>
-        <w:tblW w:type="auto" w:w="0"/>
-        <w:jc w:val="center"/>
-        <w:tblLook w:firstColumn="1" w:firstRow="1" w:lastColumn="0" w:lastRow="0" w:noHBand="0" w:noVBand="1" w:val="04A0"/>
-      </w:tblPr>
-      <w:tblGrid>
-        <w:gridCol w:w="4320"/>
-        <w:gridCol w:w="4320"/>
-      </w:tblGrid>
-      <w:tr>
-        <w:tc>
-          <w:tcPr>
-            <w:tcW w:type="dxa" w:w="4320"/>
-            <w:shd w:fill="1A478A" w:val="clear"/>
-          </w:tcPr>
-          <w:p>
-            <w:r/>
-            <w:r>
-              <w:rPr>
-                <w:b/>
-                <w:color w:val="FFFFFF"/>
-                <w:sz w:val="20"/>
-              </w:rPr>
-              <w:t>项目</w:t>
-            </w:r>
-          </w:p>
-        </w:tc>
-        <w:tc>
-          <w:tcPr>
-            <w:tcW w:type="dxa" w:w="4320"/>
-            <w:shd w:fill="1A478A" w:val="clear"/>
-          </w:tcPr>
-          <w:p>
-            <w:r/>
-            <w:r>
-              <w:rPr>
-                <w:b/>
-                <w:color w:val="FFFFFF"/>
-                <w:sz w:val="20"/>
-              </w:rPr>
-              <w:t>内容</w:t>
+              <w:t>说明</w:t>
             </w:r>
           </w:p>
         </w:tc>
@@ -1018,7 +839,7 @@
           <w:p>
             <w:r/>
             <w:r>
-              <w:t>社区食堂/活动中心下午空闲时段（约14:00-17:00）</w:t>
+              <w:t>社区食堂/活动中心内一角，约5-10平方米</w:t>
             </w:r>
           </w:p>
         </w:tc>
@@ -1032,7 +853,7 @@
           <w:p>
             <w:r/>
             <w:r>
-              <w:t>设备</w:t>
+              <w:t>时间</w:t>
             </w:r>
           </w:p>
         </w:tc>
@@ -1044,7 +865,7 @@
           <w:p>
             <w:r/>
             <w:r>
-              <w:t>圆爱康提供（居家康复设备、体态评估仪、血压血糖检测仪等）</w:t>
+              <w:t>下午14:00-17:00（食堂午饭后空闲时段）</w:t>
             </w:r>
           </w:p>
         </w:tc>
@@ -1057,7 +878,7 @@
           <w:p>
             <w:r/>
             <w:r>
-              <w:t>人员</w:t>
+              <w:t>设备</w:t>
             </w:r>
           </w:p>
         </w:tc>
@@ -1068,7 +889,7 @@
           <w:p>
             <w:r/>
             <w:r>
-              <w:t>圆爱康派驻运营人员</w:t>
+              <w:t>圆爱康提供并维护</w:t>
             </w:r>
           </w:p>
         </w:tc>
@@ -1082,7 +903,7 @@
           <w:p>
             <w:r/>
             <w:r>
-              <w:t>服务</w:t>
+              <w:t>人员</w:t>
             </w:r>
           </w:p>
         </w:tc>
@@ -1094,31 +915,7 @@
           <w:p>
             <w:r/>
             <w:r>
-              <w:t>全部免费</w:t>
-            </w:r>
-          </w:p>
-        </w:tc>
-      </w:tr>
-      <w:tr>
-        <w:tc>
-          <w:tcPr>
-            <w:tcW w:type="dxa" w:w="4320"/>
-          </w:tcPr>
-          <w:p>
-            <w:r/>
-            <w:r>
-              <w:t>费用</w:t>
-            </w:r>
-          </w:p>
-        </w:tc>
-        <w:tc>
-          <w:tcPr>
-            <w:tcW w:type="dxa" w:w="4320"/>
-          </w:tcPr>
-          <w:p>
-            <w:r/>
-            <w:r>
-              <w:t>圆爱康承担全部设备和人力成本，零费用</w:t>
+              <w:t>圆爱康安排运营人员值守</w:t>
             </w:r>
           </w:p>
         </w:tc>
@@ -1134,7 +931,7 @@
           <w:color w:val="2D5F9E"/>
           <w:sz w:val="26"/>
         </w:rPr>
-        <w:t>4.2 服务流程</w:t>
+        <w:t>4.2 运营方式</w:t>
       </w:r>
     </w:p>
     <w:p>
@@ -1148,27 +945,52 @@
           <w:color w:val="333333"/>
           <w:sz w:val="18"/>
         </w:rPr>
-        <w:t>社区居民到食堂用餐</w:t>
+        <w:t>居民来食堂吃饭</w:t>
         <w:br/>
-        <w:t xml:space="preserve">        ↓</w:t>
+        <w:t xml:space="preserve">       ↓</w:t>
         <w:br/>
-        <w:t>饭后路过体验角，免费测血压/体态评估</w:t>
+        <w:t>饭后路过体验点 → "免费测血压要不要试试？"</w:t>
         <w:br/>
-        <w:t xml:space="preserve">        ↓</w:t>
+        <w:t xml:space="preserve">       ↓</w:t>
         <w:br/>
-        <w:t>初步发现健康问题（盆底肌力偏弱/血压偏高/认知功能下降）</w:t>
+        <w:t>体验设备/做小测试 → 获得结果和建议</w:t>
         <w:br/>
-        <w:t xml:space="preserve">        ↓</w:t>
+        <w:t xml:space="preserve">       ↓</w:t>
         <w:br/>
-        <w:t>获得专业健康指导 + 居家康复知识科普</w:t>
+        <w:t>感兴趣？扫码关注 → 后续有活动/知识推送</w:t>
         <w:br/>
-        <w:t xml:space="preserve">        ↓</w:t>
+        <w:t xml:space="preserve">       ↓</w:t>
         <w:br/>
-        <w:t>如有进一步需求，可扫码获取后续服务</w:t>
-        <w:br/>
-        <w:t xml:space="preserve">        ↓</w:t>
-        <w:br/>
-        <w:t>对接专业居家康复服务（设备租赁+六师共管远程指导）</w:t>
+        <w:t>有需要时主动联系 → 对接居家康复服务</w:t>
+      </w:r>
+    </w:p>
+    <w:p>
+      <w:pPr>
+        <w:pStyle w:val="Heading3"/>
+      </w:pPr>
+      <w:r>
+        <w:rPr>
+          <w:color w:val="2D5F9E"/>
+          <w:sz w:val="26"/>
+        </w:rPr>
+        <w:t>4.3 费用</w:t>
+      </w:r>
+    </w:p>
+    <w:p>
+      <w:pPr>
+        <w:spacing w:after="120" w:line="312" w:lineRule="auto"/>
+      </w:pPr>
+      <w:r>
+        <w:t>所有体验项目</w:t>
+      </w:r>
+      <w:r>
+        <w:rPr>
+          <w:b/>
+        </w:rPr>
+        <w:t>全部免费</w:t>
+      </w:r>
+      <w:r>
+        <w:t>，圆爱康承担设备和人员成本。现场不收费、不推销。</w:t>
       </w:r>
     </w:p>
     <w:p>
@@ -1204,7 +1026,7 @@
         <w:rPr>
           <w:b/>
         </w:rPr>
-        <w:t>对社区/民政部门的价值：</w:t>
+        <w:t>对民政局/社区的价值：</w:t>
       </w:r>
       <w:r/>
     </w:p>
@@ -1274,7 +1096,7 @@
           <w:p>
             <w:r/>
             <w:r>
-              <w:t>社区缺少居家康复服务触点，体验点直接填补这一空白</w:t>
+              <w:t>社区缺少居家康复服务触点，体验点直接填补</w:t>
             </w:r>
           </w:p>
         </w:tc>
@@ -1288,7 +1110,7 @@
           <w:p>
             <w:r/>
             <w:r>
-              <w:t>零成本零风险</w:t>
+              <w:t>零成本</w:t>
             </w:r>
           </w:p>
         </w:tc>
@@ -1313,7 +1135,7 @@
           <w:p>
             <w:r/>
             <w:r>
-              <w:t>助力长护险落地</w:t>
+              <w:t>活跃社区氛围</w:t>
             </w:r>
           </w:p>
         </w:tc>
@@ -1324,7 +1146,7 @@
           <w:p>
             <w:r/>
             <w:r>
-              <w:t>为长护险居家护理服务提供线下承接方和体验场景</w:t>
+              <w:t>为社区食堂增加人气，提升居民满意度</w:t>
             </w:r>
           </w:p>
         </w:tc>
@@ -1338,7 +1160,7 @@
           <w:p>
             <w:r/>
             <w:r>
-              <w:t>打造示范亮点</w:t>
+              <w:t>可复制推广</w:t>
             </w:r>
           </w:p>
         </w:tc>
@@ -1350,31 +1172,7 @@
           <w:p>
             <w:r/>
             <w:r>
-              <w:t>"社区医养结合示范点"是各区民政局可输出的政绩</w:t>
-            </w:r>
-          </w:p>
-        </w:tc>
-      </w:tr>
-      <w:tr>
-        <w:tc>
-          <w:tcPr>
-            <w:tcW w:type="dxa" w:w="4320"/>
-          </w:tcPr>
-          <w:p>
-            <w:r/>
-            <w:r>
-              <w:t>筛查+干预闭环</w:t>
-            </w:r>
-          </w:p>
-        </w:tc>
-        <w:tc>
-          <w:tcPr>
-            <w:tcW w:type="dxa" w:w="4320"/>
-          </w:tcPr>
-          <w:p>
-            <w:r/>
-            <w:r>
-              <w:t>解决"筛查做了、后续没人管"的老大难问题</w:t>
+              <w:t>跑通一个点后，可复制到多个社区</w:t>
             </w:r>
           </w:p>
         </w:tc>
@@ -1390,7 +1188,7 @@
         <w:rPr>
           <w:b/>
         </w:rPr>
-        <w:t>对社区居民的价值：</w:t>
+        <w:t>对居民的价值：</w:t>
       </w:r>
       <w:r/>
     </w:p>
@@ -1401,7 +1199,7 @@
         <w:ind w:left="567"/>
       </w:pPr>
       <w:r>
-        <w:t>免费体验专业康复设备，亲身感受效果</w:t>
+        <w:t>不花钱就能体验专业康复设备</w:t>
       </w:r>
     </w:p>
     <w:p>
@@ -1411,7 +1209,7 @@
         <w:ind w:left="567"/>
       </w:pPr>
       <w:r>
-        <w:t>及时发现盆底、心脏、认知等方面的健康隐患</w:t>
+        <w:t>饭后散步就能检测健康状况</w:t>
       </w:r>
     </w:p>
     <w:p>
@@ -1421,7 +1219,7 @@
         <w:ind w:left="567"/>
       </w:pPr>
       <w:r>
-        <w:t>获得专业康复指导</w:t>
+        <w:t>有疑问有人可以问</w:t>
       </w:r>
     </w:p>
     <w:p>
@@ -1431,7 +1229,7 @@
         <w:ind w:left="567"/>
       </w:pPr>
       <w:r>
-        <w:t>有需求时可对接正规居家康复服务</w:t>
+        <w:t>有需要能找到正规服务渠道</w:t>
       </w:r>
     </w:p>
     <w:p>
@@ -1467,7 +1265,7 @@
           <w:color w:val="2D5F9E"/>
           <w:sz w:val="26"/>
         </w:rPr>
-        <w:t>6.1 合作备忘录框架</w:t>
+        <w:t>6.1 合作内容</w:t>
       </w:r>
     </w:p>
     <w:p>
@@ -1489,13 +1287,13 @@
         <w:br/>
         <w:t>合作内容：</w:t>
         <w:br/>
-        <w:t>1. 甲方提供XX社区食堂/驿站XX场地，每周X天、每天X小时</w:t>
+        <w:t>1. 甲方提供XX社区食堂/驿站场地，每周X天、每天X小时</w:t>
         <w:br/>
-        <w:t>2. 乙方免费设置居家康复体验角，提供设备、运营、维护</w:t>
+        <w:t>2. 乙方免费设置居家康复体验点，提供设备、运营、维护</w:t>
         <w:br/>
-        <w:t>3. 所有体验服务免费，不收取居民任何费用</w:t>
+        <w:t>3. 所有体验服务免费</w:t>
         <w:br/>
-        <w:t>4. 双方每季度评估一次效果，决定是否续约或扩展</w:t>
+        <w:t>4. 双方每季度评估一次，决定是否续约或扩展</w:t>
       </w:r>
     </w:p>
     <w:p>
@@ -1515,7 +1313,7 @@
         <w:spacing w:after="120" w:line="312" w:lineRule="auto"/>
       </w:pPr>
       <w:r>
-        <w:t>先选1个社区试点运营1-2个月，验证效果后再决定是否复制推广。</w:t>
+        <w:t>建议先选1个社区试点运营1-2个月，验证效果后再复制推广。</w:t>
       </w:r>
     </w:p>
     <w:p>
@@ -1547,7 +1345,7 @@
           <w:color w:val="1A478A"/>
           <w:sz w:val="32"/>
         </w:rPr>
-        <w:t>七、合规承诺</w:t>
+        <w:t>七、合规说明</w:t>
       </w:r>
     </w:p>
     <w:p>
@@ -1564,8 +1362,15 @@
         </w:rPr>
         <w:t>不收费、不推销</w:t>
       </w:r>
+      <w:r/>
+    </w:p>
+    <w:p>
+      <w:pPr>
+        <w:spacing w:after="60"/>
+        <w:ind w:left="454"/>
+      </w:pPr>
       <w:r>
-        <w:t>，所有服务均为公益性质</w:t>
+        <w:t>如需收集居民联系方式，征得本人同意，并说明用途</w:t>
       </w:r>
     </w:p>
     <w:p>
@@ -1574,7 +1379,7 @@
         <w:ind w:left="454"/>
       </w:pPr>
       <w:r>
-        <w:t>收集居民个人信息前，征得本人同意，并说明用途</w:t>
+        <w:t>严格遵守《个人信息保护法》</w:t>
       </w:r>
     </w:p>
     <w:p>
@@ -1583,16 +1388,7 @@
         <w:ind w:left="454"/>
       </w:pPr>
       <w:r>
-        <w:t>严格遵循《个人信息保护法》相关规定</w:t>
-      </w:r>
-    </w:p>
-    <w:p>
-      <w:pPr>
-        <w:spacing w:after="60"/>
-        <w:ind w:left="454"/>
-      </w:pPr>
-      <w:r>
-        <w:t>如居民后续有付费康复服务需求，需由其本人主动咨询</w:t>
+        <w:t>后续如有付费服务，需用户主动咨询</w:t>
       </w:r>
     </w:p>
     <w:p>
@@ -1623,8 +1419,15 @@
       <w:pPr>
         <w:spacing w:after="120" w:line="312" w:lineRule="auto"/>
       </w:pPr>
+      <w:r/>
       <w:r>
-        <w:t>广州圆爱康生物科技有限公司是专注于居家康复服务的第三方服务机构。</w:t>
+        <w:rPr>
+          <w:b/>
+        </w:rPr>
+        <w:t>公司名称：</w:t>
+      </w:r>
+      <w:r>
+        <w:t xml:space="preserve"> 广州圆爱康生物科技有限公司</w:t>
       </w:r>
     </w:p>
     <w:p>
@@ -1636,40 +1439,10 @@
         <w:rPr>
           <w:b/>
         </w:rPr>
-        <w:t>核心定位：</w:t>
+        <w:t>定位：</w:t>
       </w:r>
       <w:r>
-        <w:t xml:space="preserve"> 为医院有周期性康复项目增加居家通道和承接服务。</w:t>
-      </w:r>
-    </w:p>
-    <w:p>
-      <w:pPr>
-        <w:spacing w:after="120" w:line="312" w:lineRule="auto"/>
-      </w:pPr>
-      <w:r/>
-      <w:r>
-        <w:rPr>
-          <w:b/>
-        </w:rPr>
-        <w:t>合作理念：</w:t>
-      </w:r>
-      <w:r>
-        <w:t xml:space="preserve"> 赋能而非替代——利用医院现有的培训时间、现有的人员、现有的项目基础，给患者多一个选择，给医护多一个工具，给政府多一项民生服务。</w:t>
-      </w:r>
-    </w:p>
-    <w:p>
-      <w:pPr>
-        <w:spacing w:after="120" w:line="312" w:lineRule="auto"/>
-      </w:pPr>
-      <w:r/>
-      <w:r>
-        <w:rPr>
-          <w:b/>
-        </w:rPr>
-        <w:t>服务病种：</w:t>
-      </w:r>
-      <w:r>
-        <w:t xml:space="preserve"> 盆底康复（含便秘/尿失禁）、心脏康复、心理/认知康复（含阿尔茨海默症、儿童ADHD）、骨科康复等。</w:t>
+        <w:t xml:space="preserve"> 居家康复服务运营平台</w:t>
       </w:r>
     </w:p>
     <w:p>
@@ -1684,7 +1457,50 @@
         <w:t>合作医院：</w:t>
       </w:r>
       <w:r>
-        <w:t xml:space="preserve"> 珠海市妇幼保健院、顺德人民医院（南医八院）、香洲人民医院、玉树妇幼、江门妇幼等。</w:t>
+        <w:t xml:space="preserve"> 珠海市妇幼保健院、顺德人民医院（南医八院）、香洲人民医院、玉树妇幼、江门妇幼等</w:t>
+      </w:r>
+    </w:p>
+    <w:p>
+      <w:pPr>
+        <w:spacing w:after="120" w:line="312" w:lineRule="auto"/>
+      </w:pPr>
+      <w:r/>
+      <w:r>
+        <w:rPr>
+          <w:b/>
+        </w:rPr>
+        <w:t>服务特点：</w:t>
+      </w:r>
+      <w:r/>
+    </w:p>
+    <w:p>
+      <w:pPr>
+        <w:pStyle w:val="ListBullet"/>
+        <w:spacing w:after="60"/>
+        <w:ind w:left="567"/>
+      </w:pPr>
+      <w:r>
+        <w:t>六师共管：医生+治疗师+护士+客服+工程师+督导，远程指导居家康复</w:t>
+      </w:r>
+    </w:p>
+    <w:p>
+      <w:pPr>
+        <w:pStyle w:val="ListBullet"/>
+        <w:spacing w:after="60"/>
+        <w:ind w:left="567"/>
+      </w:pPr>
+      <w:r>
+        <w:t>多病种覆盖：盆底康复、心脏康复、认知康复、骨科康复等</w:t>
+      </w:r>
+    </w:p>
+    <w:p>
+      <w:pPr>
+        <w:pStyle w:val="ListBullet"/>
+        <w:spacing w:after="60"/>
+        <w:ind w:left="567"/>
+      </w:pPr>
+      <w:r>
+        <w:t>设备自研：圆小汫（生物反馈电刺激治疗仪）等居家康复设备</w:t>
       </w:r>
     </w:p>
     <w:p>
